--- a/docs/entrega-1/ENTREGA1_PROPUESTA.docx
+++ b/docs/entrega-1/ENTREGA1_PROPUESTA.docx
@@ -3058,9 +3058,7 @@
         <w:t xml:space="preserve">Nombre:</w:t>
       </w:r>
       <w:r>
-        <w:rPr>
-          <w:u w:val="single"/>
-        </w:rPr>
+        <w:rPr/>
         <w:t xml:space="preserve">Cristopher Alexis Castellanos Paz</w:t>
       </w:r>
     </w:p>
@@ -3075,9 +3073,7 @@
         <w:t xml:space="preserve">Carné:</w:t>
       </w:r>
       <w:r>
-        <w:rPr>
-          <w:u w:val="single"/>
-        </w:rPr>
+        <w:rPr/>
         <w:t xml:space="preserve">2690 24 5972</w:t>
       </w:r>
     </w:p>
@@ -3089,6 +3085,66 @@
         <w:rPr>
           <w:b/>
         </w:rPr>
+        <w:t xml:space="preserve">Firma:</w:t>
+      </w:r>
+      <w:r>
+        <w:rPr/>
+        <w:t xml:space="preserve">✅</w:t>
+      </w:r>
+    </w:p>
+    <w:p>
+      <w:pPr>
+        <w:spacing w:lineRule="auto"/>
+      </w:pPr>
+      <w:r>
+        <w:rPr>
+          <w:b/>
+        </w:rPr>
+        <w:t xml:space="preserve">Fecha:</w:t>
+      </w:r>
+      <w:r>
+        <w:rPr/>
+        <w:t xml:space="preserve">18/08/2026</w:t>
+      </w:r>
+    </w:p>
+    <w:p>
+      <w:pPr>
+        <w:spacing w:lineRule="auto"/>
+      </w:pPr>
+      <w:r>
+        <w:rPr>
+          <w:b/>
+        </w:rPr>
+        <w:t xml:space="preserve">Nombre: </w:t>
+      </w:r>
+      <w:r>
+        <w:rPr/>
+        <w:t xml:space="preserve">José Eduardo Escobar Já </w:t>
+      </w:r>
+    </w:p>
+    <w:p>
+      <w:pPr>
+        <w:spacing w:lineRule="auto"/>
+      </w:pPr>
+      <w:r>
+        <w:rPr>
+          <w:b/>
+        </w:rPr>
+        <w:t xml:space="preserve">Carné:</w:t>
+      </w:r>
+      <w:r>
+        <w:rPr/>
+        <w:t xml:space="preserve">2690 24 5346</w:t>
+      </w:r>
+    </w:p>
+    <w:p>
+      <w:pPr>
+        <w:spacing w:lineRule="auto"/>
+      </w:pPr>
+      <w:r>
+        <w:rPr>
+          <w:b/>
+        </w:rPr>
         <w:t xml:space="preserve">Firma: </w:t>
       </w:r>
       <w:r>
@@ -3098,64 +3154,12 @@
     </w:p>
     <w:p>
       <w:pPr>
-        <w:spacing w:lineRule="auto"/>
-      </w:pPr>
-      <w:r>
-        <w:rPr>
-          <w:b/>
-        </w:rPr>
-        <w:t xml:space="preserve">Fecha:</w:t>
-      </w:r>
-      <w:r>
-        <w:rPr>
-          <w:u w:val="single"/>
-        </w:rPr>
-        <w:t xml:space="preserve">18/08/2026</w:t>
-      </w:r>
-    </w:p>
-    <w:p>
-      <w:pPr>
-        <w:spacing w:lineRule="auto"/>
-      </w:pPr>
-      <w:r>
-        <w:rPr>
-          <w:b/>
-        </w:rPr>
-        <w:t xml:space="preserve">Nombre:</w:t>
-      </w:r>
-    </w:p>
-    <w:p>
-      <w:pPr>
-        <w:spacing w:lineRule="auto"/>
-      </w:pPr>
-      <w:r>
-        <w:rPr>
-          <w:b/>
-        </w:rPr>
-        <w:t xml:space="preserve">Carné:</w:t>
-      </w:r>
-    </w:p>
-    <w:p>
-      <w:pPr>
-        <w:spacing w:lineRule="auto"/>
-      </w:pPr>
-      <w:r>
-        <w:rPr>
-          <w:b/>
-        </w:rPr>
-        <w:t xml:space="preserve">Firma:</w:t>
-      </w:r>
-    </w:p>
-    <w:p>
-      <w:pPr>
         <w:pStyle w:val="Heading3"/>
         <w:spacing w:lineRule="auto"/>
       </w:pPr>
       <w:r>
-        <w:rPr>
-          <w:sz w:val="18"/>
-        </w:rPr>
-        <w:t xml:space="preserve">Fecha: </w:t>
+        <w:rPr/>
+        <w:t xml:space="preserve">Fecha: 18/08/2026</w:t>
       </w:r>
     </w:p>
     <w:p>

--- a/docs/entrega-1/ENTREGA1_PROPUESTA.docx
+++ b/docs/entrega-1/ENTREGA1_PROPUESTA.docx
@@ -2331,7 +2331,7 @@
       </w:pPr>
       <w:r>
         <w:rPr/>
-        <w:t xml:space="preserve">El modelo conceptual está compuesto por 9 entidades principales: ROL, USUARIO, CATEGORIA, PRODUCTO, PROVEEDOR, LOTE, MOVIMIENTO, EXAMEN_LABORATORIO y DETALLE_MOVIMIENTO. Se identifican dos relaciones de cardinalidad Muchos a Muchos (N:M): PROVEEDOR–PRODUCTO (SUMINISTRA) y EXAMEN_LABORATORIO–PRODUCTO (REQUIERE). La relación conceptual N:M entre MOVIMIENTO y LOTE se resuelve mediante la entidad asociativa DETALLE_MOVIMIENTO, que permite que un movimiento afecte varios lotes y que un lote sea afectado por varios movimientos a lo largo del tiempo, almacenando la cantidad y el precio unitario de cada afectación. El diagrama gráfico Chen se entrega como archivo independiente en docs/diagramas/DIAGRAMA ER LAB.jpg y debe acompañar este documento.</w:t>
+        <w:t xml:space="preserve">El modelo conceptual está compuesto por 9 entidades principales: ROL, USUARIO, CATEGORIA, PRODUCTO, PROVEEDOR, LOTE, MOVIMIENTO, EXAMEN_LABORATORIO y DETALLE_MOVIMIENTO. Se identifican dos relaciones de cardinalidad Muchos a Muchos (N:M): PROVEEDOR–PRODUCTO (SUMINISTRA) y EXAMEN_LABORATORIO–PRODUCTO (REQUIERE). La relación conceptual N:M entre MOVIMIENTO y LOTE se resuelve mediante la entidad asociativa DETALLE_MOVIMIENTO, que permite que un movimiento afecte varios lotes y que un lote sea afectado por varios movimientos a lo largo del tiempo, almacenando la cantidad y el precio unitario de cada afectación. El diagrama gráfico Chen se entrega como archivo independiente en docs/diagramas/DIAGRAMA-ER-LAB.png y debe acompañar este documento.</w:t>
       </w:r>
     </w:p>
     <w:p>
